--- a/SOLICITUD DE PROYECTO.docx
+++ b/SOLICITUD DE PROYECTO.docx
@@ -261,8 +261,16 @@
       <w:r>
         <w:rPr>
           <w:rFonts w:ascii="Calibri" w:hAnsi="Calibri" w:cs="Calibri"/>
-        </w:rPr>
-        <w:t>Plazo: 6 meses como máximo.</w:t>
+          <w:b/>
+          <w:bCs/>
+        </w:rPr>
+        <w:t>Plazo</w:t>
+      </w:r>
+      <w:r>
+        <w:rPr>
+          <w:rFonts w:ascii="Calibri" w:hAnsi="Calibri" w:cs="Calibri"/>
+        </w:rPr>
+        <w:t>: 6 meses como máximo.</w:t>
       </w:r>
     </w:p>
     <w:p>
@@ -280,8 +288,16 @@
       <w:r>
         <w:rPr>
           <w:rFonts w:ascii="Calibri" w:hAnsi="Calibri" w:cs="Calibri"/>
-        </w:rPr>
-        <w:t>Presupuesto: 70.000 Bs, ni un peso más.</w:t>
+          <w:b/>
+          <w:bCs/>
+        </w:rPr>
+        <w:t>Presupuesto:</w:t>
+      </w:r>
+      <w:r>
+        <w:rPr>
+          <w:rFonts w:ascii="Calibri" w:hAnsi="Calibri" w:cs="Calibri"/>
+        </w:rPr>
+        <w:t xml:space="preserve"> 70.000 Bs, ni un peso más.</w:t>
       </w:r>
     </w:p>
     <w:p>
@@ -305,6 +321,25 @@
     </w:p>
     <w:p>
       <w:pPr>
+        <w:pStyle w:val="Prrafodelista"/>
+        <w:numPr>
+          <w:ilvl w:val="0"/>
+          <w:numId w:val="4"/>
+        </w:numPr>
+        <w:spacing w:line="360" w:lineRule="auto"/>
+        <w:rPr>
+          <w:rFonts w:ascii="Calibri" w:hAnsi="Calibri" w:cs="Calibri"/>
+        </w:rPr>
+      </w:pPr>
+      <w:r>
+        <w:rPr>
+          <w:rFonts w:ascii="Calibri" w:hAnsi="Calibri" w:cs="Calibri"/>
+        </w:rPr>
+        <w:t>El sistema debe tener interfaces intuitivas para evitar la resistencia al cambio</w:t>
+      </w:r>
+    </w:p>
+    <w:p>
+      <w:pPr>
         <w:spacing w:line="360" w:lineRule="auto"/>
         <w:rPr>
           <w:rFonts w:ascii="Calibri" w:hAnsi="Calibri" w:cs="Calibri"/>
@@ -367,7 +402,7 @@
           <w:b/>
           <w:bCs/>
         </w:rPr>
-        <w:t>------------------------------------------</w:t>
+        <w:t>________________________________________</w:t>
       </w:r>
     </w:p>
     <w:p>
@@ -391,7 +426,6 @@
         <w:br/>
       </w:r>
     </w:p>
-    <w:p/>
     <w:sectPr>
       <w:pgSz w:w="11906" w:h="16838"/>
       <w:pgMar w:top="1417" w:right="1701" w:bottom="1417" w:left="1701" w:header="708" w:footer="708" w:gutter="0"/>
